--- a/Dropbox/About Me.docx
+++ b/Dropbox/About Me.docx
@@ -17,6 +17,12 @@
         <w:t>TEST03</w:t>
       </w:r>
     </w:p>
+    <w:p>
+      <w:r>
+        <w:t>TEST04</w:t>
+      </w:r>
+    </w:p>
+    <w:p/>
     <w:sectPr>
       <w:pgSz w:w="12240" w:h="15840"/>
       <w:pgMar w:top="1440" w:right="1440" w:bottom="1440" w:left="1440" w:header="720" w:footer="720" w:gutter="0"/>

--- a/Dropbox/About Me.docx
+++ b/Dropbox/About Me.docx
@@ -20,6 +20,11 @@
     <w:p>
       <w:r>
         <w:t>TEST04</w:t>
+      </w:r>
+    </w:p>
+    <w:p>
+      <w:r>
+        <w:t>Test05</w:t>
       </w:r>
     </w:p>
     <w:p/>
